--- a/briefings/线口监测午报-2026-09-22.docx
+++ b/briefings/线口监测午报-2026-09-22.docx
@@ -22,7 +22,7 @@
           <w:color w:val="888888"/>
           <w:sz w:val="18"/>
         </w:rPr>
-        <w:t>监测窗口:近48小时 | 生成时间:2026-09-22 13:02</w:t>
+        <w:t>监测窗口:近48小时 | 生成时间:2026-09-22 14:17</w:t>
       </w:r>
     </w:p>
     <w:p>
@@ -682,7 +682,7 @@
           <w:color w:val="888888"/>
           <w:sz w:val="24"/>
         </w:rPr>
-        <w:t>美国最年轻 10 位亿万富豪出炉：7 人靠 AI 创业，4 人来自 Anthropic</w:t>
+        <w:t>千问新一代AI硬件云栖大会首次集中亮相，10月13日现货发售</w:t>
       </w:r>
     </w:p>
     <w:p>
@@ -692,7 +692,7 @@
           <w:color w:val="888888"/>
           <w:sz w:val="18"/>
         </w:rPr>
-        <w:t>来源:IT之家 | 时间:09-22 09:33</w:t>
+        <w:t>来源:Bing新闻 | 时间:09-22 05:55</w:t>
       </w:r>
     </w:p>
     <w:p>
@@ -709,7 +709,7 @@
             <w:color w:val="0563C1"/>
             <w:u w:val="single"/>
           </w:rPr>
-          <w:t>美国最年轻 10 位亿万富豪出炉：7 人靠 AI 创业，4 人来自 Anthropic</w:t>
+          <w:t>千问新一代AI硬件云栖大会首次集中亮相，10月13日现货发售</w:t>
         </w:r>
       </w:hyperlink>
     </w:p>
@@ -733,7 +733,7 @@
           <w:color w:val="888888"/>
           <w:sz w:val="24"/>
         </w:rPr>
-        <w:t>韩 AI 芯片企业 FuriosaAI 披露新一代推理加速器规格：32 倍算力、32 倍内存带宽</w:t>
+        <w:t>2026上半年全球AI眼镜市场爆发，“无屏幕”领跑AR显示增速惊人</w:t>
       </w:r>
     </w:p>
     <w:p>
@@ -743,7 +743,7 @@
           <w:color w:val="888888"/>
           <w:sz w:val="18"/>
         </w:rPr>
-        <w:t>来源:IT之家 | 时间:09-22 09:21</w:t>
+        <w:t>来源:Bing新闻 | 时间:09-22 05:15</w:t>
       </w:r>
     </w:p>
     <w:p>
@@ -760,7 +760,7 @@
             <w:color w:val="0563C1"/>
             <w:u w:val="single"/>
           </w:rPr>
-          <w:t>韩 AI 芯片企业 FuriosaAI 披露新一代推理加速器规格：32 倍算力、32 倍内存带宽</w:t>
+          <w:t>2026上半年全球AI眼镜市场爆发，“无屏幕”领跑AR显示增速惊人</w:t>
         </w:r>
       </w:hyperlink>
     </w:p>
@@ -919,6 +919,57 @@
     </w:p>
     <w:p>
       <w:pPr>
+        <w:pStyle w:val="Heading3"/>
+      </w:pPr>
+      <w:r>
+        <w:rPr>
+          <w:rFonts w:ascii="Times New Roman" w:hAnsi="Times New Roman" w:eastAsia="黑体"/>
+          <w:b w:val="0"/>
+          <w:color w:val="888888"/>
+          <w:sz w:val="24"/>
+        </w:rPr>
+        <w:t>【C级·参考】</w:t>
+      </w:r>
+      <w:r>
+        <w:rPr>
+          <w:rFonts w:ascii="Times New Roman" w:hAnsi="Times New Roman" w:eastAsia="黑体"/>
+          <w:b w:val="0"/>
+          <w:color w:val="888888"/>
+          <w:sz w:val="24"/>
+        </w:rPr>
+        <w:t>Why does mathmain need an encrypted loader?</w:t>
+      </w:r>
+    </w:p>
+    <w:p>
+      <w:r>
+        <w:rPr>
+          <w:rFonts w:ascii="Times New Roman" w:hAnsi="Times New Roman" w:eastAsia="宋体"/>
+          <w:color w:val="888888"/>
+          <w:sz w:val="18"/>
+        </w:rPr>
+        <w:t>来源:Hacker News | 时间:09-22 02:33</w:t>
+      </w:r>
+    </w:p>
+    <w:p>
+      <w:r>
+        <w:rPr>
+          <w:rFonts w:ascii="Times New Roman" w:hAnsi="Times New Roman" w:eastAsia="宋体"/>
+          <w:sz w:val="18"/>
+        </w:rPr>
+        <w:t>链接:</w:t>
+      </w:r>
+      <w:hyperlink r:id="rId26">
+        <w:r>
+          <w:rPr>
+            <w:color w:val="0563C1"/>
+            <w:u w:val="single"/>
+          </w:rPr>
+          <w:t>Why does mathmain need an encrypted loader?</w:t>
+        </w:r>
+      </w:hyperlink>
+    </w:p>
+    <w:p>
+      <w:pPr>
         <w:pStyle w:val="Heading2"/>
       </w:pPr>
       <w:r>
@@ -1004,64 +1055,13 @@
         </w:rPr>
         <w:t>链接:</w:t>
       </w:r>
-      <w:hyperlink r:id="rId26">
+      <w:hyperlink r:id="rId27">
         <w:r>
           <w:rPr>
             <w:color w:val="0563C1"/>
             <w:u w:val="single"/>
           </w:rPr>
           <w:t>铲除“幽灵外卖”、最高判刑 15 年，新一批网络食品安全犯罪典型案例发布</w:t>
-        </w:r>
-      </w:hyperlink>
-    </w:p>
-    <w:p>
-      <w:pPr>
-        <w:pStyle w:val="Heading3"/>
-      </w:pPr>
-      <w:r>
-        <w:rPr>
-          <w:rFonts w:ascii="Times New Roman" w:hAnsi="Times New Roman" w:eastAsia="黑体"/>
-          <w:b w:val="0"/>
-          <w:color w:val="888888"/>
-          <w:sz w:val="24"/>
-        </w:rPr>
-        <w:t>【C级·参考】</w:t>
-      </w:r>
-      <w:r>
-        <w:rPr>
-          <w:rFonts w:ascii="Times New Roman" w:hAnsi="Times New Roman" w:eastAsia="黑体"/>
-          <w:b w:val="0"/>
-          <w:color w:val="888888"/>
-          <w:sz w:val="24"/>
-        </w:rPr>
-        <w:t>中央网信办召开网络直播规范发展工作会议：对直播乱象实现靶向治理</w:t>
-      </w:r>
-    </w:p>
-    <w:p>
-      <w:r>
-        <w:rPr>
-          <w:rFonts w:ascii="Times New Roman" w:hAnsi="Times New Roman" w:eastAsia="宋体"/>
-          <w:color w:val="888888"/>
-          <w:sz w:val="18"/>
-        </w:rPr>
-        <w:t>来源:IT之家 | 时间:09-22 09:14</w:t>
-      </w:r>
-    </w:p>
-    <w:p>
-      <w:r>
-        <w:rPr>
-          <w:rFonts w:ascii="Times New Roman" w:hAnsi="Times New Roman" w:eastAsia="宋体"/>
-          <w:sz w:val="18"/>
-        </w:rPr>
-        <w:t>链接:</w:t>
-      </w:r>
-      <w:hyperlink r:id="rId27">
-        <w:r>
-          <w:rPr>
-            <w:color w:val="0563C1"/>
-            <w:u w:val="single"/>
-          </w:rPr>
-          <w:t>中央网信办召开网络直播规范发展工作会议：对直播乱象实现靶向治理</w:t>
         </w:r>
       </w:hyperlink>
     </w:p>
@@ -1505,7 +1505,7 @@
           <w:color w:val="888888"/>
           <w:sz w:val="24"/>
         </w:rPr>
-        <w:t>Bungie 承认近年决策失误，将为《命运 2》带回已下线游戏内容</w:t>
+        <w:t>腾讯拯救《剑星》？金亨泰自曝：“最惨只剩3个月工资、投资人都劝别做单机”</w:t>
       </w:r>
     </w:p>
     <w:p>
@@ -1515,7 +1515,7 @@
           <w:color w:val="888888"/>
           <w:sz w:val="18"/>
         </w:rPr>
-        <w:t>来源:IT之家 | 时间:09-22 09:36</w:t>
+        <w:t>来源:GameLook | 时间:09-22 09:32</w:t>
       </w:r>
     </w:p>
     <w:p>
@@ -1532,9 +1532,21 @@
             <w:color w:val="0563C1"/>
             <w:u w:val="single"/>
           </w:rPr>
-          <w:t>Bungie 承认近年决策失误，将为《命运 2》带回已下线游戏内容</w:t>
+          <w:t>腾讯拯救《剑星》？金亨泰自曝：“最惨只剩3个月工资、投资人都劝别做单机”</w:t>
         </w:r>
       </w:hyperlink>
+    </w:p>
+    <w:p>
+      <w:pPr>
+        <w:pStyle w:val="Heading2"/>
+      </w:pPr>
+      <w:r>
+        <w:rPr>
+          <w:rFonts w:ascii="Times New Roman" w:hAnsi="Times New Roman" w:eastAsia="黑体"/>
+          <w:sz w:val="28"/>
+        </w:rPr>
+        <w:t>消费/以旧换新/新餐饮</w:t>
+      </w:r>
     </w:p>
     <w:p>
       <w:pPr>
@@ -1556,7 +1568,7 @@
           <w:color w:val="888888"/>
           <w:sz w:val="24"/>
         </w:rPr>
-        <w:t>腾讯拯救《剑星》？金亨泰自曝：“最惨只剩3个月工资、投资人都劝别做单机”</w:t>
+        <w:t>泰坦军团推出“M34E7S”34 英寸带鱼屏显示器：1440P 240Hz、双扬声器，2776 元（国补后 2499 元）</w:t>
       </w:r>
     </w:p>
     <w:p>
@@ -1566,7 +1578,7 @@
           <w:color w:val="888888"/>
           <w:sz w:val="18"/>
         </w:rPr>
-        <w:t>来源:GameLook | 时间:09-22 09:32</w:t>
+        <w:t>来源:IT之家 | 时间:09-22 13:31</w:t>
       </w:r>
     </w:p>
     <w:p>
@@ -1583,21 +1595,9 @@
             <w:color w:val="0563C1"/>
             <w:u w:val="single"/>
           </w:rPr>
-          <w:t>腾讯拯救《剑星》？金亨泰自曝：“最惨只剩3个月工资、投资人都劝别做单机”</w:t>
+          <w:t>泰坦军团推出“M34E7S”34 英寸带鱼屏显示器：1440P 240Hz、双扬声器，2776 元（国补后 2499 元）</w:t>
         </w:r>
       </w:hyperlink>
-    </w:p>
-    <w:p>
-      <w:pPr>
-        <w:pStyle w:val="Heading2"/>
-      </w:pPr>
-      <w:r>
-        <w:rPr>
-          <w:rFonts w:ascii="Times New Roman" w:hAnsi="Times New Roman" w:eastAsia="黑体"/>
-          <w:sz w:val="28"/>
-        </w:rPr>
-        <w:t>消费/以旧换新/新餐饮</w:t>
-      </w:r>
     </w:p>
     <w:p>
       <w:pPr>
@@ -1676,7 +1676,7 @@
           <w:rFonts w:ascii="Times New Roman" w:hAnsi="Times New Roman" w:eastAsia="宋体"/>
           <w:sz w:val="18"/>
         </w:rPr>
-        <w:t>IT之家(60)、GameLook(14)、HackerNews(7)、Bing新闻(9)</w:t>
+        <w:t>IT之家(60)、GameLook(14)、HackerNews(6)、Bing新闻(10)</w:t>
       </w:r>
     </w:p>
     <w:p>

--- a/briefings/线口监测午报-2026-09-22.docx
+++ b/briefings/线口监测午报-2026-09-22.docx
@@ -22,7 +22,7 @@
           <w:color w:val="888888"/>
           <w:sz w:val="18"/>
         </w:rPr>
-        <w:t>监测窗口:近48小时 | 生成时间:2026-09-22 14:17</w:t>
+        <w:t>监测窗口:近48小时 | 生成时间:2026-09-22 20:32</w:t>
       </w:r>
     </w:p>
     <w:p>
@@ -70,7 +70,7 @@
           <w:color w:val="888888"/>
           <w:sz w:val="24"/>
         </w:rPr>
-        <w:t>曝阿里试水千问平板 QwenBook：定位原生智能体电脑，主打办公、打通 WPS</w:t>
+        <w:t>路透社民调：近四分之三美国人认为 AI 公司在防止灾难方面做得不够</w:t>
       </w:r>
     </w:p>
     <w:p>
@@ -80,7 +80,7 @@
           <w:color w:val="888888"/>
           <w:sz w:val="18"/>
         </w:rPr>
-        <w:t>来源:IT之家 | 时间:09-22 12:31</w:t>
+        <w:t>来源:IT之家 | 时间:09-22 19:18</w:t>
       </w:r>
     </w:p>
     <w:p>
@@ -97,7 +97,7 @@
             <w:color w:val="0563C1"/>
             <w:u w:val="single"/>
           </w:rPr>
-          <w:t>曝阿里试水千问平板 QwenBook：定位原生智能体电脑，主打办公、打通 WPS</w:t>
+          <w:t>路透社民调：近四分之三美国人认为 AI 公司在防止灾难方面做得不够</w:t>
         </w:r>
       </w:hyperlink>
     </w:p>
@@ -121,7 +121,7 @@
           <w:color w:val="888888"/>
           <w:sz w:val="24"/>
         </w:rPr>
-        <w:t>千问 AI 眼镜 N1 系列亮相阿里云栖大会：支持眼动追踪与虹膜支付，10 月 13 日发售</w:t>
+        <w:t>联合国 AI 专家反对 AI 末日论，呼吁理性讨论</w:t>
       </w:r>
     </w:p>
     <w:p>
@@ -131,7 +131,7 @@
           <w:color w:val="888888"/>
           <w:sz w:val="18"/>
         </w:rPr>
-        <w:t>来源:IT之家 | 时间:09-22 12:23</w:t>
+        <w:t>来源:IT之家 | 时间:09-22 19:08</w:t>
       </w:r>
     </w:p>
     <w:p>
@@ -148,7 +148,7 @@
             <w:color w:val="0563C1"/>
             <w:u w:val="single"/>
           </w:rPr>
-          <w:t>千问 AI 眼镜 N1 系列亮相阿里云栖大会：支持眼动追踪与虹膜支付，10 月 13 日发售</w:t>
+          <w:t>联合国 AI 专家反对 AI 末日论，呼吁理性讨论</w:t>
         </w:r>
       </w:hyperlink>
     </w:p>
@@ -172,7 +172,7 @@
           <w:color w:val="888888"/>
           <w:sz w:val="24"/>
         </w:rPr>
-        <w:t>最强国产 AI 芯片阿里平头哥真武 V900 发布，全新磐久超节点服务器明年 Q1 上市</w:t>
+        <w:t>美银等多家银行警告：“AI 代购”或增加诈骗、欺诈和数据隐私泄露风险</w:t>
       </w:r>
     </w:p>
     <w:p>
@@ -182,7 +182,7 @@
           <w:color w:val="888888"/>
           <w:sz w:val="18"/>
         </w:rPr>
-        <w:t>来源:IT之家 | 时间:09-22 11:18</w:t>
+        <w:t>来源:IT之家 | 时间:09-22 18:25</w:t>
       </w:r>
     </w:p>
     <w:p>
@@ -199,7 +199,7 @@
             <w:color w:val="0563C1"/>
             <w:u w:val="single"/>
           </w:rPr>
-          <w:t>最强国产 AI 芯片阿里平头哥真武 V900 发布，全新磐久超节点服务器明年 Q1 上市</w:t>
+          <w:t>美银等多家银行警告：“AI 代购”或增加诈骗、欺诈和数据隐私泄露风险</w:t>
         </w:r>
       </w:hyperlink>
     </w:p>
@@ -223,7 +223,7 @@
           <w:color w:val="888888"/>
           <w:sz w:val="24"/>
         </w:rPr>
-        <w:t>龙芯发布自研通用 GPU 加速计算平台首个软件版本：支持 OpenCL 3.0、CUDA 及 AI 推理</w:t>
+        <w:t>AI 助力古籍修复：Apollo 大语言模型问世，专门用于解读古希腊莎草纸残片</w:t>
       </w:r>
     </w:p>
     <w:p>
@@ -233,7 +233,7 @@
           <w:color w:val="888888"/>
           <w:sz w:val="18"/>
         </w:rPr>
-        <w:t>来源:IT之家 | 时间:09-22 11:05</w:t>
+        <w:t>来源:IT之家 | 时间:09-22 17:42</w:t>
       </w:r>
     </w:p>
     <w:p>
@@ -250,7 +250,7 @@
             <w:color w:val="0563C1"/>
             <w:u w:val="single"/>
           </w:rPr>
-          <w:t>龙芯发布自研通用 GPU 加速计算平台首个软件版本：支持 OpenCL 3.0、CUDA 及 AI 推理</w:t>
+          <w:t>AI 助力古籍修复：Apollo 大语言模型问世，专门用于解读古希腊莎草纸残片</w:t>
         </w:r>
       </w:hyperlink>
     </w:p>
@@ -274,7 +274,7 @@
           <w:color w:val="888888"/>
           <w:sz w:val="24"/>
         </w:rPr>
-        <w:t>阿里平头哥将发布最强国产 AI 芯片真武 V900，算力提升 2 倍</w:t>
+        <w:t>30 余年历史太空媒体 Space Daily 被 AI“接管”，虚构 NASA 工程师批量生成垃圾内容</w:t>
       </w:r>
     </w:p>
     <w:p>
@@ -284,7 +284,7 @@
           <w:color w:val="888888"/>
           <w:sz w:val="18"/>
         </w:rPr>
-        <w:t>来源:IT之家 | 时间:09-22 10:46</w:t>
+        <w:t>来源:IT之家 | 时间:09-22 17:31</w:t>
       </w:r>
     </w:p>
     <w:p>
@@ -301,7 +301,7 @@
             <w:color w:val="0563C1"/>
             <w:u w:val="single"/>
           </w:rPr>
-          <w:t>阿里平头哥将发布最强国产 AI 芯片真武 V900，算力提升 2 倍</w:t>
+          <w:t>30 余年历史太空媒体 Space Daily 被 AI“接管”，虚构 NASA 工程师批量生成垃圾内容</w:t>
         </w:r>
       </w:hyperlink>
     </w:p>
@@ -325,7 +325,7 @@
           <w:color w:val="888888"/>
           <w:sz w:val="24"/>
         </w:rPr>
-        <w:t>阿里吴泳铭：全力投入 AI 基础设施建设，目标到 2032 年阿里云全球数据中心规模超 20GW</w:t>
+        <w:t>AI 也搞“同行评审”？曝 OpenAI 与 Anthropic 曾讨论互测彼此模型</w:t>
       </w:r>
     </w:p>
     <w:p>
@@ -335,7 +335,7 @@
           <w:color w:val="888888"/>
           <w:sz w:val="18"/>
         </w:rPr>
-        <w:t>来源:IT之家 | 时间:09-22 10:36</w:t>
+        <w:t>来源:IT之家 | 时间:09-22 17:14</w:t>
       </w:r>
     </w:p>
     <w:p>
@@ -352,7 +352,7 @@
             <w:color w:val="0563C1"/>
             <w:u w:val="single"/>
           </w:rPr>
-          <w:t>阿里吴泳铭：全力投入 AI 基础设施建设，目标到 2032 年阿里云全球数据中心规模超 20GW</w:t>
+          <w:t>AI 也搞“同行评审”？曝 OpenAI 与 Anthropic 曾讨论互测彼此模型</w:t>
         </w:r>
       </w:hyperlink>
     </w:p>
@@ -376,7 +376,7 @@
           <w:color w:val="888888"/>
           <w:sz w:val="24"/>
         </w:rPr>
-        <w:t>我国活跃智能体已近 500 万个，到 2030 年中国 AI 算力市场规模或暴增 300%</w:t>
+        <w:t>首部演员授权 AI 长剧：爱奇艺网剧《不羡鸳鸯只羡仙》官宣，沈羽洁、陈鹤一主演，网友直呼诡异</w:t>
       </w:r>
     </w:p>
     <w:p>
@@ -386,7 +386,7 @@
           <w:color w:val="888888"/>
           <w:sz w:val="18"/>
         </w:rPr>
-        <w:t>来源:IT之家 | 时间:09-22 10:35</w:t>
+        <w:t>来源:IT之家 | 时间:09-22 17:04</w:t>
       </w:r>
     </w:p>
     <w:p>
@@ -403,7 +403,415 @@
             <w:color w:val="0563C1"/>
             <w:u w:val="single"/>
           </w:rPr>
-          <w:t>我国活跃智能体已近 500 万个，到 2030 年中国 AI 算力市场规模或暴增 300%</w:t>
+          <w:t>首部演员授权 AI 长剧：爱奇艺网剧《不羡鸳鸯只羡仙》官宣，沈羽洁、陈鹤一主演，网友直呼诡异</w:t>
+        </w:r>
+      </w:hyperlink>
+    </w:p>
+    <w:p>
+      <w:pPr>
+        <w:pStyle w:val="Heading3"/>
+      </w:pPr>
+      <w:r>
+        <w:rPr>
+          <w:rFonts w:ascii="Times New Roman" w:hAnsi="Times New Roman" w:eastAsia="黑体"/>
+          <w:b w:val="0"/>
+          <w:color w:val="888888"/>
+          <w:sz w:val="24"/>
+        </w:rPr>
+        <w:t>【C级·参考】</w:t>
+      </w:r>
+      <w:r>
+        <w:rPr>
+          <w:rFonts w:ascii="Times New Roman" w:hAnsi="Times New Roman" w:eastAsia="黑体"/>
+          <w:b w:val="0"/>
+          <w:color w:val="888888"/>
+          <w:sz w:val="24"/>
+        </w:rPr>
+        <w:t>OpenAI、Anthropic 喊话澳大利亚政府，希望放宽创意内容版权限制</w:t>
+      </w:r>
+    </w:p>
+    <w:p>
+      <w:r>
+        <w:rPr>
+          <w:rFonts w:ascii="Times New Roman" w:hAnsi="Times New Roman" w:eastAsia="宋体"/>
+          <w:color w:val="888888"/>
+          <w:sz w:val="18"/>
+        </w:rPr>
+        <w:t>来源:IT之家 | 时间:09-22 16:55</w:t>
+      </w:r>
+    </w:p>
+    <w:p>
+      <w:r>
+        <w:rPr>
+          <w:rFonts w:ascii="Times New Roman" w:hAnsi="Times New Roman" w:eastAsia="宋体"/>
+          <w:sz w:val="18"/>
+        </w:rPr>
+        <w:t>链接:</w:t>
+      </w:r>
+      <w:hyperlink r:id="rId16">
+        <w:r>
+          <w:rPr>
+            <w:color w:val="0563C1"/>
+            <w:u w:val="single"/>
+          </w:rPr>
+          <w:t>OpenAI、Anthropic 喊话澳大利亚政府，希望放宽创意内容版权限制</w:t>
+        </w:r>
+      </w:hyperlink>
+    </w:p>
+    <w:p>
+      <w:pPr>
+        <w:pStyle w:val="Heading3"/>
+      </w:pPr>
+      <w:r>
+        <w:rPr>
+          <w:rFonts w:ascii="Times New Roman" w:hAnsi="Times New Roman" w:eastAsia="黑体"/>
+          <w:b w:val="0"/>
+          <w:color w:val="888888"/>
+          <w:sz w:val="24"/>
+        </w:rPr>
+        <w:t>【C级·参考】</w:t>
+      </w:r>
+      <w:r>
+        <w:rPr>
+          <w:rFonts w:ascii="Times New Roman" w:hAnsi="Times New Roman" w:eastAsia="黑体"/>
+          <w:b w:val="0"/>
+          <w:color w:val="888888"/>
+          <w:sz w:val="24"/>
+        </w:rPr>
+        <w:t>Omdia 数据：全球 AI 眼镜 2026H1 出货 420 万副，同比增长 127%</w:t>
+      </w:r>
+    </w:p>
+    <w:p>
+      <w:r>
+        <w:rPr>
+          <w:rFonts w:ascii="Times New Roman" w:hAnsi="Times New Roman" w:eastAsia="宋体"/>
+          <w:color w:val="888888"/>
+          <w:sz w:val="18"/>
+        </w:rPr>
+        <w:t>来源:IT之家 | 时间:09-22 16:37</w:t>
+      </w:r>
+    </w:p>
+    <w:p>
+      <w:r>
+        <w:rPr>
+          <w:rFonts w:ascii="Times New Roman" w:hAnsi="Times New Roman" w:eastAsia="宋体"/>
+          <w:sz w:val="18"/>
+        </w:rPr>
+        <w:t>链接:</w:t>
+      </w:r>
+      <w:hyperlink r:id="rId17">
+        <w:r>
+          <w:rPr>
+            <w:color w:val="0563C1"/>
+            <w:u w:val="single"/>
+          </w:rPr>
+          <w:t>Omdia 数据：全球 AI 眼镜 2026H1 出货 420 万副，同比增长 127%</w:t>
+        </w:r>
+      </w:hyperlink>
+    </w:p>
+    <w:p>
+      <w:pPr>
+        <w:pStyle w:val="Heading3"/>
+      </w:pPr>
+      <w:r>
+        <w:rPr>
+          <w:rFonts w:ascii="Times New Roman" w:hAnsi="Times New Roman" w:eastAsia="黑体"/>
+          <w:b w:val="0"/>
+          <w:color w:val="888888"/>
+          <w:sz w:val="24"/>
+        </w:rPr>
+        <w:t>【C级·参考】</w:t>
+      </w:r>
+      <w:r>
+        <w:rPr>
+          <w:rFonts w:ascii="Times New Roman" w:hAnsi="Times New Roman" w:eastAsia="黑体"/>
+          <w:b w:val="0"/>
+          <w:color w:val="888888"/>
+          <w:sz w:val="24"/>
+        </w:rPr>
+        <w:t>日本计划在国际空间站举办 AI 机器人竞赛，最早 2027 年实行</w:t>
+      </w:r>
+    </w:p>
+    <w:p>
+      <w:r>
+        <w:rPr>
+          <w:rFonts w:ascii="Times New Roman" w:hAnsi="Times New Roman" w:eastAsia="宋体"/>
+          <w:color w:val="888888"/>
+          <w:sz w:val="18"/>
+        </w:rPr>
+        <w:t>来源:IT之家 | 时间:09-22 16:30</w:t>
+      </w:r>
+    </w:p>
+    <w:p>
+      <w:r>
+        <w:rPr>
+          <w:rFonts w:ascii="Times New Roman" w:hAnsi="Times New Roman" w:eastAsia="宋体"/>
+          <w:sz w:val="18"/>
+        </w:rPr>
+        <w:t>链接:</w:t>
+      </w:r>
+      <w:hyperlink r:id="rId18">
+        <w:r>
+          <w:rPr>
+            <w:color w:val="0563C1"/>
+            <w:u w:val="single"/>
+          </w:rPr>
+          <w:t>日本计划在国际空间站举办 AI 机器人竞赛，最早 2027 年实行</w:t>
+        </w:r>
+      </w:hyperlink>
+    </w:p>
+    <w:p>
+      <w:pPr>
+        <w:pStyle w:val="Heading3"/>
+      </w:pPr>
+      <w:r>
+        <w:rPr>
+          <w:rFonts w:ascii="Times New Roman" w:hAnsi="Times New Roman" w:eastAsia="黑体"/>
+          <w:b w:val="0"/>
+          <w:color w:val="888888"/>
+          <w:sz w:val="24"/>
+        </w:rPr>
+        <w:t>【C级·参考】</w:t>
+      </w:r>
+      <w:r>
+        <w:rPr>
+          <w:rFonts w:ascii="Times New Roman" w:hAnsi="Times New Roman" w:eastAsia="黑体"/>
+          <w:b w:val="0"/>
+          <w:color w:val="888888"/>
+          <w:sz w:val="24"/>
+        </w:rPr>
+        <w:t>I said no and Apple said yes</w:t>
+      </w:r>
+    </w:p>
+    <w:p>
+      <w:r>
+        <w:rPr>
+          <w:rFonts w:ascii="Times New Roman" w:hAnsi="Times New Roman" w:eastAsia="宋体"/>
+          <w:color w:val="888888"/>
+          <w:sz w:val="18"/>
+        </w:rPr>
+        <w:t>来源:Hacker News | 时间:09-22 16:04</w:t>
+      </w:r>
+    </w:p>
+    <w:p>
+      <w:r>
+        <w:rPr>
+          <w:rFonts w:ascii="Times New Roman" w:hAnsi="Times New Roman" w:eastAsia="宋体"/>
+          <w:sz w:val="18"/>
+        </w:rPr>
+        <w:t>链接:</w:t>
+      </w:r>
+      <w:hyperlink r:id="rId19">
+        <w:r>
+          <w:rPr>
+            <w:color w:val="0563C1"/>
+            <w:u w:val="single"/>
+          </w:rPr>
+          <w:t>I said no and Apple said yes</w:t>
+        </w:r>
+      </w:hyperlink>
+    </w:p>
+    <w:p>
+      <w:pPr>
+        <w:pStyle w:val="Heading3"/>
+      </w:pPr>
+      <w:r>
+        <w:rPr>
+          <w:rFonts w:ascii="Times New Roman" w:hAnsi="Times New Roman" w:eastAsia="黑体"/>
+          <w:b w:val="0"/>
+          <w:color w:val="888888"/>
+          <w:sz w:val="24"/>
+        </w:rPr>
+        <w:t>【C级·参考】</w:t>
+      </w:r>
+      <w:r>
+        <w:rPr>
+          <w:rFonts w:ascii="Times New Roman" w:hAnsi="Times New Roman" w:eastAsia="黑体"/>
+          <w:b w:val="0"/>
+          <w:color w:val="888888"/>
+          <w:sz w:val="24"/>
+        </w:rPr>
+        <w:t>OpenAI 呼吁美国牵头联合其他国家为前沿 AI 制定全球性标准</w:t>
+      </w:r>
+    </w:p>
+    <w:p>
+      <w:r>
+        <w:rPr>
+          <w:rFonts w:ascii="Times New Roman" w:hAnsi="Times New Roman" w:eastAsia="宋体"/>
+          <w:color w:val="888888"/>
+          <w:sz w:val="18"/>
+        </w:rPr>
+        <w:t>来源:IT之家 | 时间:09-22 16:03</w:t>
+      </w:r>
+    </w:p>
+    <w:p>
+      <w:r>
+        <w:rPr>
+          <w:rFonts w:ascii="Times New Roman" w:hAnsi="Times New Roman" w:eastAsia="宋体"/>
+          <w:sz w:val="18"/>
+        </w:rPr>
+        <w:t>链接:</w:t>
+      </w:r>
+      <w:hyperlink r:id="rId20">
+        <w:r>
+          <w:rPr>
+            <w:color w:val="0563C1"/>
+            <w:u w:val="single"/>
+          </w:rPr>
+          <w:t>OpenAI 呼吁美国牵头联合其他国家为前沿 AI 制定全球性标准</w:t>
+        </w:r>
+      </w:hyperlink>
+    </w:p>
+    <w:p>
+      <w:pPr>
+        <w:pStyle w:val="Heading3"/>
+      </w:pPr>
+      <w:r>
+        <w:rPr>
+          <w:rFonts w:ascii="Times New Roman" w:hAnsi="Times New Roman" w:eastAsia="黑体"/>
+          <w:b w:val="0"/>
+          <w:color w:val="888888"/>
+          <w:sz w:val="24"/>
+        </w:rPr>
+        <w:t>【C级·参考】</w:t>
+      </w:r>
+      <w:r>
+        <w:rPr>
+          <w:rFonts w:ascii="Times New Roman" w:hAnsi="Times New Roman" w:eastAsia="黑体"/>
+          <w:b w:val="0"/>
+          <w:color w:val="888888"/>
+          <w:sz w:val="24"/>
+        </w:rPr>
+        <w:t>中国联通中讯院发布量子安全手机 2.0：基于国产主流旗舰手机深度定制，搭载端侧离线安全风控 AI</w:t>
+      </w:r>
+    </w:p>
+    <w:p>
+      <w:r>
+        <w:rPr>
+          <w:rFonts w:ascii="Times New Roman" w:hAnsi="Times New Roman" w:eastAsia="宋体"/>
+          <w:color w:val="888888"/>
+          <w:sz w:val="18"/>
+        </w:rPr>
+        <w:t>来源:IT之家 | 时间:09-22 15:40</w:t>
+      </w:r>
+    </w:p>
+    <w:p>
+      <w:r>
+        <w:rPr>
+          <w:rFonts w:ascii="Times New Roman" w:hAnsi="Times New Roman" w:eastAsia="宋体"/>
+          <w:sz w:val="18"/>
+        </w:rPr>
+        <w:t>链接:</w:t>
+      </w:r>
+      <w:hyperlink r:id="rId21">
+        <w:r>
+          <w:rPr>
+            <w:color w:val="0563C1"/>
+            <w:u w:val="single"/>
+          </w:rPr>
+          <w:t>中国联通中讯院发布量子安全手机 2.0：基于国产主流旗舰手机深度定制，搭载端侧离线安全风控 AI</w:t>
+        </w:r>
+      </w:hyperlink>
+    </w:p>
+    <w:p>
+      <w:pPr>
+        <w:pStyle w:val="Heading3"/>
+      </w:pPr>
+      <w:r>
+        <w:rPr>
+          <w:rFonts w:ascii="Times New Roman" w:hAnsi="Times New Roman" w:eastAsia="黑体"/>
+          <w:b w:val="0"/>
+          <w:color w:val="888888"/>
+          <w:sz w:val="24"/>
+        </w:rPr>
+        <w:t>【C级·参考】</w:t>
+      </w:r>
+      <w:r>
+        <w:rPr>
+          <w:rFonts w:ascii="Times New Roman" w:hAnsi="Times New Roman" w:eastAsia="黑体"/>
+          <w:b w:val="0"/>
+          <w:color w:val="888888"/>
+          <w:sz w:val="24"/>
+        </w:rPr>
+        <w:t>机构：2026上半年全球AI眼镜出货量同比大增263%，无屏幕产品成为市场主流</w:t>
+      </w:r>
+    </w:p>
+    <w:p>
+      <w:r>
+        <w:rPr>
+          <w:rFonts w:ascii="Times New Roman" w:hAnsi="Times New Roman" w:eastAsia="宋体"/>
+          <w:color w:val="888888"/>
+          <w:sz w:val="18"/>
+        </w:rPr>
+        <w:t>来源:Bing新闻 | 时间:09-22 12:11</w:t>
+      </w:r>
+    </w:p>
+    <w:p>
+      <w:r>
+        <w:rPr>
+          <w:rFonts w:ascii="Times New Roman" w:hAnsi="Times New Roman" w:eastAsia="宋体"/>
+          <w:sz w:val="18"/>
+        </w:rPr>
+        <w:t>链接:</w:t>
+      </w:r>
+      <w:hyperlink r:id="rId22">
+        <w:r>
+          <w:rPr>
+            <w:color w:val="0563C1"/>
+            <w:u w:val="single"/>
+          </w:rPr>
+          <w:t>机构：2026上半年全球AI眼镜出货量同比大增263%，无屏幕产品成为市场主流</w:t>
+        </w:r>
+      </w:hyperlink>
+    </w:p>
+    <w:p>
+      <w:pPr>
+        <w:pStyle w:val="Heading3"/>
+      </w:pPr>
+      <w:r>
+        <w:rPr>
+          <w:rFonts w:ascii="Times New Roman" w:hAnsi="Times New Roman" w:eastAsia="黑体"/>
+          <w:b w:val="0"/>
+          <w:color w:val="888888"/>
+          <w:sz w:val="24"/>
+        </w:rPr>
+        <w:t>【C级·参考】</w:t>
+      </w:r>
+      <w:r>
+        <w:rPr>
+          <w:rFonts w:ascii="Times New Roman" w:hAnsi="Times New Roman" w:eastAsia="黑体"/>
+          <w:b w:val="0"/>
+          <w:color w:val="888888"/>
+          <w:sz w:val="24"/>
+        </w:rPr>
+        <w:t>2026 上半年全球 AI 眼镜出货量暴增 263%，“无屏幕”成主流形态</w:t>
+      </w:r>
+    </w:p>
+    <w:p>
+      <w:r>
+        <w:rPr>
+          <w:rFonts w:ascii="Times New Roman" w:hAnsi="Times New Roman" w:eastAsia="宋体"/>
+          <w:color w:val="888888"/>
+          <w:sz w:val="18"/>
+        </w:rPr>
+        <w:t>来源:Bing新闻 | 时间:09-22 12:07</w:t>
+      </w:r>
+    </w:p>
+    <w:p>
+      <w:r>
+        <w:rPr>
+          <w:rFonts w:ascii="Times New Roman" w:hAnsi="Times New Roman" w:eastAsia="宋体"/>
+          <w:sz w:val="18"/>
+        </w:rPr>
+        <w:t>链接:</w:t>
+      </w:r>
+      <w:hyperlink r:id="rId23">
+        <w:r>
+          <w:rPr>
+            <w:color w:val="0563C1"/>
+            <w:u w:val="single"/>
+          </w:rPr>
+          <w:t>2026 上半年全球 AI 眼镜出货量暴增 263%，“无屏幕”成主流形态</w:t>
         </w:r>
       </w:hyperlink>
     </w:p>
@@ -437,7 +845,7 @@
           <w:color w:val="888888"/>
           <w:sz w:val="18"/>
         </w:rPr>
-        <w:t>来源:IT之家 | 时间:09-22 10:20</w:t>
+        <w:t>来源:Bing新闻 | 时间:09-22 11:20</w:t>
       </w:r>
     </w:p>
     <w:p>
@@ -448,115 +856,13 @@
         </w:rPr>
         <w:t>链接:</w:t>
       </w:r>
-      <w:hyperlink r:id="rId16">
+      <w:hyperlink r:id="rId24">
         <w:r>
           <w:rPr>
             <w:color w:val="0563C1"/>
             <w:u w:val="single"/>
           </w:rPr>
           <w:t>Counterpoint 数据：全球 AI 眼镜出货 2026H1 同比大增 263%</w:t>
-        </w:r>
-      </w:hyperlink>
-    </w:p>
-    <w:p>
-      <w:pPr>
-        <w:pStyle w:val="Heading3"/>
-      </w:pPr>
-      <w:r>
-        <w:rPr>
-          <w:rFonts w:ascii="Times New Roman" w:hAnsi="Times New Roman" w:eastAsia="黑体"/>
-          <w:b w:val="0"/>
-          <w:color w:val="888888"/>
-          <w:sz w:val="24"/>
-        </w:rPr>
-        <w:t>【C级·参考】</w:t>
-      </w:r>
-      <w:r>
-        <w:rPr>
-          <w:rFonts w:ascii="Times New Roman" w:hAnsi="Times New Roman" w:eastAsia="黑体"/>
-          <w:b w:val="0"/>
-          <w:color w:val="888888"/>
-          <w:sz w:val="24"/>
-        </w:rPr>
-        <w:t>129 元酷态科 6 号电能卡片 Air 太空系列三体联名版开售：最高 90W 功率 + 60W AVS 动态快充，苹果 iPhone 18 Pro Max 15 分钟充到 50%</w:t>
-      </w:r>
-    </w:p>
-    <w:p>
-      <w:r>
-        <w:rPr>
-          <w:rFonts w:ascii="Times New Roman" w:hAnsi="Times New Roman" w:eastAsia="宋体"/>
-          <w:color w:val="888888"/>
-          <w:sz w:val="18"/>
-        </w:rPr>
-        <w:t>来源:IT之家 | 时间:09-22 10:19</w:t>
-      </w:r>
-    </w:p>
-    <w:p>
-      <w:r>
-        <w:rPr>
-          <w:rFonts w:ascii="Times New Roman" w:hAnsi="Times New Roman" w:eastAsia="宋体"/>
-          <w:sz w:val="18"/>
-        </w:rPr>
-        <w:t>链接:</w:t>
-      </w:r>
-      <w:hyperlink r:id="rId17">
-        <w:r>
-          <w:rPr>
-            <w:color w:val="0563C1"/>
-            <w:u w:val="single"/>
-          </w:rPr>
-          <w:t>129 元酷态科 6 号电能卡片 Air 太空系列三体联名版开售：最高 90W 功率 + 60W AVS 动态快充，苹果 iPhone 18 Pro Max 15 分钟充到 50%</w:t>
-        </w:r>
-      </w:hyperlink>
-    </w:p>
-    <w:p>
-      <w:pPr>
-        <w:pStyle w:val="Heading3"/>
-      </w:pPr>
-      <w:r>
-        <w:rPr>
-          <w:rFonts w:ascii="Times New Roman" w:hAnsi="Times New Roman" w:eastAsia="黑体"/>
-          <w:b w:val="0"/>
-          <w:color w:val="888888"/>
-          <w:sz w:val="24"/>
-        </w:rPr>
-        <w:t>【C级·参考】</w:t>
-      </w:r>
-      <w:r>
-        <w:rPr>
-          <w:rFonts w:ascii="Times New Roman" w:hAnsi="Times New Roman" w:eastAsia="黑体"/>
-          <w:b w:val="0"/>
-          <w:color w:val="888888"/>
-          <w:sz w:val="24"/>
-        </w:rPr>
-        <w:t>Snapchat 社交平台更新 Lens+ 订阅服务，新增“聊天消息转歌曲”等多项生成式 AI 功能</w:t>
-      </w:r>
-    </w:p>
-    <w:p>
-      <w:r>
-        <w:rPr>
-          <w:rFonts w:ascii="Times New Roman" w:hAnsi="Times New Roman" w:eastAsia="宋体"/>
-          <w:color w:val="888888"/>
-          <w:sz w:val="18"/>
-        </w:rPr>
-        <w:t>来源:IT之家 | 时间:09-22 10:09</w:t>
-      </w:r>
-    </w:p>
-    <w:p>
-      <w:r>
-        <w:rPr>
-          <w:rFonts w:ascii="Times New Roman" w:hAnsi="Times New Roman" w:eastAsia="宋体"/>
-          <w:sz w:val="18"/>
-        </w:rPr>
-        <w:t>链接:</w:t>
-      </w:r>
-      <w:hyperlink r:id="rId18">
-        <w:r>
-          <w:rPr>
-            <w:color w:val="0563C1"/>
-            <w:u w:val="single"/>
-          </w:rPr>
-          <w:t>Snapchat 社交平台更新 Lens+ 订阅服务，新增“聊天消息转歌曲”等多项生成式 AI 功能</w:t>
         </w:r>
       </w:hyperlink>
     </w:p>
@@ -601,7 +907,7 @@
         </w:rPr>
         <w:t>链接:</w:t>
       </w:r>
-      <w:hyperlink r:id="rId19">
+      <w:hyperlink r:id="rId25">
         <w:r>
           <w:rPr>
             <w:color w:val="0563C1"/>
@@ -631,7 +937,7 @@
           <w:color w:val="888888"/>
           <w:sz w:val="24"/>
         </w:rPr>
-        <w:t>加拿大不列颠哥伦比亚省正式就涉 9 人死亡枪击案不作为行为起诉 OpenAI</w:t>
+        <w:t>2026上半年全球AI眼镜出货量同比大增263%，“无屏幕”产品占主流</w:t>
       </w:r>
     </w:p>
     <w:p>
@@ -641,7 +947,7 @@
           <w:color w:val="888888"/>
           <w:sz w:val="18"/>
         </w:rPr>
-        <w:t>来源:IT之家 | 时间:09-22 09:53</w:t>
+        <w:t>来源:Bing新闻 | 时间:09-22 08:30</w:t>
       </w:r>
     </w:p>
     <w:p>
@@ -652,13 +958,13 @@
         </w:rPr>
         <w:t>链接:</w:t>
       </w:r>
-      <w:hyperlink r:id="rId20">
+      <w:hyperlink r:id="rId26">
         <w:r>
           <w:rPr>
             <w:color w:val="0563C1"/>
             <w:u w:val="single"/>
           </w:rPr>
-          <w:t>加拿大不列颠哥伦比亚省正式就涉 9 人死亡枪击案不作为行为起诉 OpenAI</w:t>
+          <w:t>2026上半年全球AI眼镜出货量同比大增263%，“无屏幕”产品占主流</w:t>
         </w:r>
       </w:hyperlink>
     </w:p>
@@ -682,7 +988,7 @@
           <w:color w:val="888888"/>
           <w:sz w:val="24"/>
         </w:rPr>
-        <w:t>千问新一代AI硬件云栖大会首次集中亮相，10月13日现货发售</w:t>
+        <w:t>曹操出行与千问AI眼镜达成合作</w:t>
       </w:r>
     </w:p>
     <w:p>
@@ -692,7 +998,7 @@
           <w:color w:val="888888"/>
           <w:sz w:val="18"/>
         </w:rPr>
-        <w:t>来源:Bing新闻 | 时间:09-22 05:55</w:t>
+        <w:t>来源:Bing新闻 | 时间:09-22 06:47</w:t>
       </w:r>
     </w:p>
     <w:p>
@@ -703,13 +1009,13 @@
         </w:rPr>
         <w:t>链接:</w:t>
       </w:r>
-      <w:hyperlink r:id="rId21">
+      <w:hyperlink r:id="rId27">
         <w:r>
           <w:rPr>
             <w:color w:val="0563C1"/>
             <w:u w:val="single"/>
           </w:rPr>
-          <w:t>千问新一代AI硬件云栖大会首次集中亮相，10月13日现货发售</w:t>
+          <w:t>曹操出行与千问AI眼镜达成合作</w:t>
         </w:r>
       </w:hyperlink>
     </w:p>
@@ -733,7 +1039,7 @@
           <w:color w:val="888888"/>
           <w:sz w:val="24"/>
         </w:rPr>
-        <w:t>2026上半年全球AI眼镜市场爆发，“无屏幕”领跑AR显示增速惊人</w:t>
+        <w:t>10月13日开售!千问AI眼镜N1系列亮相：支持眼动追踪、虹膜支付</w:t>
       </w:r>
     </w:p>
     <w:p>
@@ -743,7 +1049,7 @@
           <w:color w:val="888888"/>
           <w:sz w:val="18"/>
         </w:rPr>
-        <w:t>来源:Bing新闻 | 时间:09-22 05:15</w:t>
+        <w:t>来源:Bing新闻 | 时间:09-22 05:59</w:t>
       </w:r>
     </w:p>
     <w:p>
@@ -754,15 +1060,27 @@
         </w:rPr>
         <w:t>链接:</w:t>
       </w:r>
-      <w:hyperlink r:id="rId22">
+      <w:hyperlink r:id="rId28">
         <w:r>
           <w:rPr>
             <w:color w:val="0563C1"/>
             <w:u w:val="single"/>
           </w:rPr>
-          <w:t>2026上半年全球AI眼镜市场爆发，“无屏幕”领跑AR显示增速惊人</w:t>
+          <w:t>10月13日开售!千问AI眼镜N1系列亮相：支持眼动追踪、虹膜支付</w:t>
         </w:r>
       </w:hyperlink>
+    </w:p>
+    <w:p>
+      <w:pPr>
+        <w:pStyle w:val="Heading2"/>
+      </w:pPr>
+      <w:r>
+        <w:rPr>
+          <w:rFonts w:ascii="Times New Roman" w:hAnsi="Times New Roman" w:eastAsia="黑体"/>
+          <w:sz w:val="28"/>
+        </w:rPr>
+        <w:t>机器人/AI硬件</w:t>
+      </w:r>
     </w:p>
     <w:p>
       <w:pPr>
@@ -784,7 +1102,7 @@
           <w:color w:val="888888"/>
           <w:sz w:val="24"/>
         </w:rPr>
-        <w:t>Transformers Explained Visually</w:t>
+        <w:t>阿里千问办公首款桌面机器人 QwenNote Eva 发布：集办公助理、情绪陪伴、桌面充电于一体，售价 899 元</w:t>
       </w:r>
     </w:p>
     <w:p>
@@ -794,7 +1112,7 @@
           <w:color w:val="888888"/>
           <w:sz w:val="18"/>
         </w:rPr>
-        <w:t>来源:Hacker News | 时间:09-22 03:43</w:t>
+        <w:t>来源:IT之家 | 时间:09-22 16:29</w:t>
       </w:r>
     </w:p>
     <w:p>
@@ -805,185 +1123,15 @@
         </w:rPr>
         <w:t>链接:</w:t>
       </w:r>
-      <w:hyperlink r:id="rId23">
+      <w:hyperlink r:id="rId29">
         <w:r>
           <w:rPr>
             <w:color w:val="0563C1"/>
             <w:u w:val="single"/>
           </w:rPr>
-          <w:t>Transformers Explained Visually</w:t>
+          <w:t>阿里千问办公首款桌面机器人 QwenNote Eva 发布：集办公助理、情绪陪伴、桌面充电于一体，售价 899 元</w:t>
         </w:r>
       </w:hyperlink>
-    </w:p>
-    <w:p>
-      <w:pPr>
-        <w:pStyle w:val="Heading3"/>
-      </w:pPr>
-      <w:r>
-        <w:rPr>
-          <w:rFonts w:ascii="Times New Roman" w:hAnsi="Times New Roman" w:eastAsia="黑体"/>
-          <w:b w:val="0"/>
-          <w:color w:val="888888"/>
-          <w:sz w:val="24"/>
-        </w:rPr>
-        <w:t>【C级·参考】</w:t>
-      </w:r>
-      <w:r>
-        <w:rPr>
-          <w:rFonts w:ascii="Times New Roman" w:hAnsi="Times New Roman" w:eastAsia="黑体"/>
-          <w:b w:val="0"/>
-          <w:color w:val="888888"/>
-          <w:sz w:val="24"/>
-        </w:rPr>
-        <w:t>AI coding has made CI a bottleneck, so we reworked ours to keep up</w:t>
-      </w:r>
-    </w:p>
-    <w:p>
-      <w:r>
-        <w:rPr>
-          <w:rFonts w:ascii="Times New Roman" w:hAnsi="Times New Roman" w:eastAsia="宋体"/>
-          <w:color w:val="888888"/>
-          <w:sz w:val="18"/>
-        </w:rPr>
-        <w:t>来源:Hacker News | 时间:09-22 03:23</w:t>
-      </w:r>
-    </w:p>
-    <w:p>
-      <w:r>
-        <w:rPr>
-          <w:rFonts w:ascii="Times New Roman" w:hAnsi="Times New Roman" w:eastAsia="宋体"/>
-          <w:sz w:val="18"/>
-        </w:rPr>
-        <w:t>链接:</w:t>
-      </w:r>
-      <w:hyperlink r:id="rId24">
-        <w:r>
-          <w:rPr>
-            <w:color w:val="0563C1"/>
-            <w:u w:val="single"/>
-          </w:rPr>
-          <w:t>AI coding has made CI a bottleneck, so we reworked ours to keep up</w:t>
-        </w:r>
-      </w:hyperlink>
-    </w:p>
-    <w:p>
-      <w:pPr>
-        <w:pStyle w:val="Heading3"/>
-      </w:pPr>
-      <w:r>
-        <w:rPr>
-          <w:rFonts w:ascii="Times New Roman" w:hAnsi="Times New Roman" w:eastAsia="黑体"/>
-          <w:b w:val="0"/>
-          <w:color w:val="888888"/>
-          <w:sz w:val="24"/>
-        </w:rPr>
-        <w:t>【C级·参考】</w:t>
-      </w:r>
-      <w:r>
-        <w:rPr>
-          <w:rFonts w:ascii="Times New Roman" w:hAnsi="Times New Roman" w:eastAsia="黑体"/>
-          <w:b w:val="0"/>
-          <w:color w:val="888888"/>
-          <w:sz w:val="24"/>
-        </w:rPr>
-        <w:t>Frontier AI on Your Own Hardware</w:t>
-      </w:r>
-    </w:p>
-    <w:p>
-      <w:r>
-        <w:rPr>
-          <w:rFonts w:ascii="Times New Roman" w:hAnsi="Times New Roman" w:eastAsia="宋体"/>
-          <w:color w:val="888888"/>
-          <w:sz w:val="18"/>
-        </w:rPr>
-        <w:t>来源:Hacker News | 时间:09-22 02:53</w:t>
-      </w:r>
-    </w:p>
-    <w:p>
-      <w:r>
-        <w:rPr>
-          <w:rFonts w:ascii="Times New Roman" w:hAnsi="Times New Roman" w:eastAsia="宋体"/>
-          <w:sz w:val="18"/>
-        </w:rPr>
-        <w:t>链接:</w:t>
-      </w:r>
-      <w:hyperlink r:id="rId25">
-        <w:r>
-          <w:rPr>
-            <w:color w:val="0563C1"/>
-            <w:u w:val="single"/>
-          </w:rPr>
-          <w:t>Frontier AI on Your Own Hardware</w:t>
-        </w:r>
-      </w:hyperlink>
-    </w:p>
-    <w:p>
-      <w:pPr>
-        <w:pStyle w:val="Heading3"/>
-      </w:pPr>
-      <w:r>
-        <w:rPr>
-          <w:rFonts w:ascii="Times New Roman" w:hAnsi="Times New Roman" w:eastAsia="黑体"/>
-          <w:b w:val="0"/>
-          <w:color w:val="888888"/>
-          <w:sz w:val="24"/>
-        </w:rPr>
-        <w:t>【C级·参考】</w:t>
-      </w:r>
-      <w:r>
-        <w:rPr>
-          <w:rFonts w:ascii="Times New Roman" w:hAnsi="Times New Roman" w:eastAsia="黑体"/>
-          <w:b w:val="0"/>
-          <w:color w:val="888888"/>
-          <w:sz w:val="24"/>
-        </w:rPr>
-        <w:t>Why does mathmain need an encrypted loader?</w:t>
-      </w:r>
-    </w:p>
-    <w:p>
-      <w:r>
-        <w:rPr>
-          <w:rFonts w:ascii="Times New Roman" w:hAnsi="Times New Roman" w:eastAsia="宋体"/>
-          <w:color w:val="888888"/>
-          <w:sz w:val="18"/>
-        </w:rPr>
-        <w:t>来源:Hacker News | 时间:09-22 02:33</w:t>
-      </w:r>
-    </w:p>
-    <w:p>
-      <w:r>
-        <w:rPr>
-          <w:rFonts w:ascii="Times New Roman" w:hAnsi="Times New Roman" w:eastAsia="宋体"/>
-          <w:sz w:val="18"/>
-        </w:rPr>
-        <w:t>链接:</w:t>
-      </w:r>
-      <w:hyperlink r:id="rId26">
-        <w:r>
-          <w:rPr>
-            <w:color w:val="0563C1"/>
-            <w:u w:val="single"/>
-          </w:rPr>
-          <w:t>Why does mathmain need an encrypted loader?</w:t>
-        </w:r>
-      </w:hyperlink>
-    </w:p>
-    <w:p>
-      <w:pPr>
-        <w:pStyle w:val="Heading2"/>
-      </w:pPr>
-      <w:r>
-        <w:rPr>
-          <w:rFonts w:ascii="Times New Roman" w:hAnsi="Times New Roman" w:eastAsia="黑体"/>
-          <w:sz w:val="28"/>
-        </w:rPr>
-        <w:t>机器人/AI硬件</w:t>
-      </w:r>
-    </w:p>
-    <w:p>
-      <w:r>
-        <w:t>本线口暂无重要更新</w:t>
-      </w:r>
     </w:p>
     <w:p>
       <w:pPr>
@@ -1015,6 +1163,23 @@
       </w:r>
     </w:p>
     <w:p>
+      <w:r>
+        <w:t>本线口暂无重要更新</w:t>
+      </w:r>
+    </w:p>
+    <w:p>
+      <w:pPr>
+        <w:pStyle w:val="Heading2"/>
+      </w:pPr>
+      <w:r>
+        <w:rPr>
+          <w:rFonts w:ascii="Times New Roman" w:hAnsi="Times New Roman" w:eastAsia="黑体"/>
+          <w:sz w:val="28"/>
+        </w:rPr>
+        <w:t>游戏/电竞/平台公司</w:t>
+      </w:r>
+    </w:p>
+    <w:p>
       <w:pPr>
         <w:pStyle w:val="Heading3"/>
       </w:pPr>
@@ -1034,7 +1199,7 @@
           <w:color w:val="888888"/>
           <w:sz w:val="24"/>
         </w:rPr>
-        <w:t>铲除“幽灵外卖”、最高判刑 15 年，新一批网络食品安全犯罪典型案例发布</w:t>
+        <w:t>借助 PS5X 模拟器，开发者成功在 Xbox Series X 上运行 PS5 游戏</w:t>
       </w:r>
     </w:p>
     <w:p>
@@ -1044,7 +1209,7 @@
           <w:color w:val="888888"/>
           <w:sz w:val="18"/>
         </w:rPr>
-        <w:t>来源:IT之家 | 时间:09-22 10:26</w:t>
+        <w:t>来源:IT之家 | 时间:09-22 16:41</w:t>
       </w:r>
     </w:p>
     <w:p>
@@ -1055,27 +1220,117 @@
         </w:rPr>
         <w:t>链接:</w:t>
       </w:r>
-      <w:hyperlink r:id="rId27">
+      <w:hyperlink r:id="rId30">
         <w:r>
           <w:rPr>
             <w:color w:val="0563C1"/>
             <w:u w:val="single"/>
           </w:rPr>
-          <w:t>铲除“幽灵外卖”、最高判刑 15 年，新一批网络食品安全犯罪典型案例发布</w:t>
+          <w:t>借助 PS5X 模拟器，开发者成功在 Xbox Series X 上运行 PS5 游戏</w:t>
         </w:r>
       </w:hyperlink>
     </w:p>
     <w:p>
       <w:pPr>
-        <w:pStyle w:val="Heading2"/>
+        <w:pStyle w:val="Heading3"/>
       </w:pPr>
       <w:r>
         <w:rPr>
           <w:rFonts w:ascii="Times New Roman" w:hAnsi="Times New Roman" w:eastAsia="黑体"/>
-          <w:sz w:val="28"/>
+          <w:b w:val="0"/>
+          <w:color w:val="888888"/>
+          <w:sz w:val="24"/>
         </w:rPr>
-        <w:t>游戏/电竞/平台公司</w:t>
+        <w:t>【C级·参考】</w:t>
       </w:r>
+      <w:r>
+        <w:rPr>
+          <w:rFonts w:ascii="Times New Roman" w:hAnsi="Times New Roman" w:eastAsia="黑体"/>
+          <w:b w:val="0"/>
+          <w:color w:val="888888"/>
+          <w:sz w:val="24"/>
+        </w:rPr>
+        <w:t>《旅行青蛙》原版游戏开发商 Hit-Point 回应中国版停服：仍在与各方沟通持续协商</w:t>
+      </w:r>
+    </w:p>
+    <w:p>
+      <w:r>
+        <w:rPr>
+          <w:rFonts w:ascii="Times New Roman" w:hAnsi="Times New Roman" w:eastAsia="宋体"/>
+          <w:color w:val="888888"/>
+          <w:sz w:val="18"/>
+        </w:rPr>
+        <w:t>来源:IT之家 | 时间:09-22 16:27</w:t>
+      </w:r>
+    </w:p>
+    <w:p>
+      <w:r>
+        <w:rPr>
+          <w:rFonts w:ascii="Times New Roman" w:hAnsi="Times New Roman" w:eastAsia="宋体"/>
+          <w:sz w:val="18"/>
+        </w:rPr>
+        <w:t>链接:</w:t>
+      </w:r>
+      <w:hyperlink r:id="rId31">
+        <w:r>
+          <w:rPr>
+            <w:color w:val="0563C1"/>
+            <w:u w:val="single"/>
+          </w:rPr>
+          <w:t>《旅行青蛙》原版游戏开发商 Hit-Point 回应中国版停服：仍在与各方沟通持续协商</w:t>
+        </w:r>
+      </w:hyperlink>
+    </w:p>
+    <w:p>
+      <w:pPr>
+        <w:pStyle w:val="Heading3"/>
+      </w:pPr>
+      <w:r>
+        <w:rPr>
+          <w:rFonts w:ascii="Times New Roman" w:hAnsi="Times New Roman" w:eastAsia="黑体"/>
+          <w:b w:val="0"/>
+          <w:color w:val="888888"/>
+          <w:sz w:val="24"/>
+        </w:rPr>
+        <w:t>【C级·参考】</w:t>
+      </w:r>
+      <w:r>
+        <w:rPr>
+          <w:rFonts w:ascii="Times New Roman" w:hAnsi="Times New Roman" w:eastAsia="黑体"/>
+          <w:b w:val="0"/>
+          <w:color w:val="888888"/>
+          <w:sz w:val="24"/>
+        </w:rPr>
+        <w:t>消息称微软 XBOX 本周计划发起第二轮裁员，并整合数家游戏工作室</w:t>
+      </w:r>
+    </w:p>
+    <w:p>
+      <w:r>
+        <w:rPr>
+          <w:rFonts w:ascii="Times New Roman" w:hAnsi="Times New Roman" w:eastAsia="宋体"/>
+          <w:color w:val="888888"/>
+          <w:sz w:val="18"/>
+        </w:rPr>
+        <w:t>来源:IT之家 | 时间:09-22 16:21</w:t>
+      </w:r>
+    </w:p>
+    <w:p>
+      <w:r>
+        <w:rPr>
+          <w:rFonts w:ascii="Times New Roman" w:hAnsi="Times New Roman" w:eastAsia="宋体"/>
+          <w:sz w:val="18"/>
+        </w:rPr>
+        <w:t>链接:</w:t>
+      </w:r>
+      <w:hyperlink r:id="rId32">
+        <w:r>
+          <w:rPr>
+            <w:color w:val="0563C1"/>
+            <w:u w:val="single"/>
+          </w:rPr>
+          <w:t>消息称微软 XBOX 本周计划发起第二轮裁员，并整合数家游戏工作室</w:t>
+        </w:r>
+      </w:hyperlink>
     </w:p>
     <w:p>
       <w:pPr>
@@ -1118,166 +1373,13 @@
         </w:rPr>
         <w:t>链接:</w:t>
       </w:r>
-      <w:hyperlink r:id="rId28">
+      <w:hyperlink r:id="rId33">
         <w:r>
           <w:rPr>
             <w:color w:val="0563C1"/>
             <w:u w:val="single"/>
           </w:rPr>
           <w:t>游戏电影神作？“非正史”《生化危机:爆发夜》票房破1亿美元，玩家集体叫好</w:t>
-        </w:r>
-      </w:hyperlink>
-    </w:p>
-    <w:p>
-      <w:pPr>
-        <w:pStyle w:val="Heading3"/>
-      </w:pPr>
-      <w:r>
-        <w:rPr>
-          <w:rFonts w:ascii="Times New Roman" w:hAnsi="Times New Roman" w:eastAsia="黑体"/>
-          <w:b w:val="0"/>
-          <w:color w:val="888888"/>
-          <w:sz w:val="24"/>
-        </w:rPr>
-        <w:t>【C级·参考】</w:t>
-      </w:r>
-      <w:r>
-        <w:rPr>
-          <w:rFonts w:ascii="Times New Roman" w:hAnsi="Times New Roman" w:eastAsia="黑体"/>
-          <w:b w:val="0"/>
-          <w:color w:val="888888"/>
-          <w:sz w:val="24"/>
-        </w:rPr>
-        <w:t>游戏《沙丘：觉醒》登陆索尼 PS5 及微软 XBOX Series X｜S 平台，定价 398 港币起</w:t>
-      </w:r>
-    </w:p>
-    <w:p>
-      <w:r>
-        <w:rPr>
-          <w:rFonts w:ascii="Times New Roman" w:hAnsi="Times New Roman" w:eastAsia="宋体"/>
-          <w:color w:val="888888"/>
-          <w:sz w:val="18"/>
-        </w:rPr>
-        <w:t>来源:IT之家 | 时间:09-22 12:15</w:t>
-      </w:r>
-    </w:p>
-    <w:p>
-      <w:r>
-        <w:rPr>
-          <w:rFonts w:ascii="Times New Roman" w:hAnsi="Times New Roman" w:eastAsia="宋体"/>
-          <w:sz w:val="18"/>
-        </w:rPr>
-        <w:t>链接:</w:t>
-      </w:r>
-      <w:hyperlink r:id="rId29">
-        <w:r>
-          <w:rPr>
-            <w:color w:val="0563C1"/>
-            <w:u w:val="single"/>
-          </w:rPr>
-          <w:t>游戏《沙丘：觉醒》登陆索尼 PS5 及微软 XBOX Series X｜S 平台，定价 398 港币起</w:t>
-        </w:r>
-      </w:hyperlink>
-    </w:p>
-    <w:p>
-      <w:pPr>
-        <w:pStyle w:val="Heading3"/>
-      </w:pPr>
-      <w:r>
-        <w:rPr>
-          <w:rFonts w:ascii="Times New Roman" w:hAnsi="Times New Roman" w:eastAsia="黑体"/>
-          <w:b w:val="0"/>
-          <w:color w:val="888888"/>
-          <w:sz w:val="24"/>
-        </w:rPr>
-        <w:t>【C级·参考】</w:t>
-      </w:r>
-      <w:r>
-        <w:rPr>
-          <w:rFonts w:ascii="Times New Roman" w:hAnsi="Times New Roman" w:eastAsia="黑体"/>
-          <w:b w:val="0"/>
-          <w:color w:val="888888"/>
-          <w:sz w:val="24"/>
-        </w:rPr>
-        <w:t>iQOO 电竞性能技术沟通会定档 9 月 23 日，将发布「3+2 游戏技术版图」</w:t>
-      </w:r>
-    </w:p>
-    <w:p>
-      <w:r>
-        <w:rPr>
-          <w:rFonts w:ascii="Times New Roman" w:hAnsi="Times New Roman" w:eastAsia="宋体"/>
-          <w:color w:val="888888"/>
-          <w:sz w:val="18"/>
-        </w:rPr>
-        <w:t>来源:IT之家 | 时间:09-22 11:26</w:t>
-      </w:r>
-    </w:p>
-    <w:p>
-      <w:r>
-        <w:rPr>
-          <w:rFonts w:ascii="Times New Roman" w:hAnsi="Times New Roman" w:eastAsia="宋体"/>
-          <w:sz w:val="18"/>
-        </w:rPr>
-        <w:t>链接:</w:t>
-      </w:r>
-      <w:hyperlink r:id="rId30">
-        <w:r>
-          <w:rPr>
-            <w:color w:val="0563C1"/>
-            <w:u w:val="single"/>
-          </w:rPr>
-          <w:t>iQOO 电竞性能技术沟通会定档 9 月 23 日，将发布「3+2 游戏技术版图」</w:t>
-        </w:r>
-      </w:hyperlink>
-    </w:p>
-    <w:p>
-      <w:pPr>
-        <w:pStyle w:val="Heading3"/>
-      </w:pPr>
-      <w:r>
-        <w:rPr>
-          <w:rFonts w:ascii="Times New Roman" w:hAnsi="Times New Roman" w:eastAsia="黑体"/>
-          <w:b w:val="0"/>
-          <w:color w:val="888888"/>
-          <w:sz w:val="24"/>
-        </w:rPr>
-        <w:t>【C级·参考】</w:t>
-      </w:r>
-      <w:r>
-        <w:rPr>
-          <w:rFonts w:ascii="Times New Roman" w:hAnsi="Times New Roman" w:eastAsia="黑体"/>
-          <w:b w:val="0"/>
-          <w:color w:val="888888"/>
-          <w:sz w:val="24"/>
-        </w:rPr>
-        <w:t>腾讯混元 Hy Image3.5 preview 发布：支持文生图与多轮对话创作，已上线元宝、ima 等应用</w:t>
-      </w:r>
-    </w:p>
-    <w:p>
-      <w:r>
-        <w:rPr>
-          <w:rFonts w:ascii="Times New Roman" w:hAnsi="Times New Roman" w:eastAsia="宋体"/>
-          <w:color w:val="888888"/>
-          <w:sz w:val="18"/>
-        </w:rPr>
-        <w:t>来源:IT之家 | 时间:09-22 10:47</w:t>
-      </w:r>
-    </w:p>
-    <w:p>
-      <w:r>
-        <w:rPr>
-          <w:rFonts w:ascii="Times New Roman" w:hAnsi="Times New Roman" w:eastAsia="宋体"/>
-          <w:sz w:val="18"/>
-        </w:rPr>
-        <w:t>链接:</w:t>
-      </w:r>
-      <w:hyperlink r:id="rId31">
-        <w:r>
-          <w:rPr>
-            <w:color w:val="0563C1"/>
-            <w:u w:val="single"/>
-          </w:rPr>
-          <w:t>腾讯混元 Hy Image3.5 preview 发布：支持文生图与多轮对话创作，已上线元宝、ima 等应用</w:t>
         </w:r>
       </w:hyperlink>
     </w:p>
@@ -1322,7 +1424,7 @@
         </w:rPr>
         <w:t>链接:</w:t>
       </w:r>
-      <w:hyperlink r:id="rId32">
+      <w:hyperlink r:id="rId34">
         <w:r>
           <w:rPr>
             <w:color w:val="0563C1"/>
@@ -1373,7 +1475,7 @@
         </w:rPr>
         <w:t>链接:</w:t>
       </w:r>
-      <w:hyperlink r:id="rId33">
+      <w:hyperlink r:id="rId35">
         <w:r>
           <w:rPr>
             <w:color w:val="0563C1"/>
@@ -1424,7 +1526,7 @@
         </w:rPr>
         <w:t>链接:</w:t>
       </w:r>
-      <w:hyperlink r:id="rId34">
+      <w:hyperlink r:id="rId36">
         <w:r>
           <w:rPr>
             <w:color w:val="0563C1"/>
@@ -1475,7 +1577,7 @@
         </w:rPr>
         <w:t>链接:</w:t>
       </w:r>
-      <w:hyperlink r:id="rId35">
+      <w:hyperlink r:id="rId37">
         <w:r>
           <w:rPr>
             <w:color w:val="0563C1"/>
@@ -1526,7 +1628,7 @@
         </w:rPr>
         <w:t>链接:</w:t>
       </w:r>
-      <w:hyperlink r:id="rId36">
+      <w:hyperlink r:id="rId38">
         <w:r>
           <w:rPr>
             <w:color w:val="0563C1"/>
@@ -1549,106 +1651,9 @@
       </w:r>
     </w:p>
     <w:p>
-      <w:pPr>
-        <w:pStyle w:val="Heading3"/>
-      </w:pPr>
       <w:r>
-        <w:rPr>
-          <w:rFonts w:ascii="Times New Roman" w:hAnsi="Times New Roman" w:eastAsia="黑体"/>
-          <w:b w:val="0"/>
-          <w:color w:val="888888"/>
-          <w:sz w:val="24"/>
-        </w:rPr>
-        <w:t>【C级·参考】</w:t>
+        <w:t>本线口暂无重要更新</w:t>
       </w:r>
-      <w:r>
-        <w:rPr>
-          <w:rFonts w:ascii="Times New Roman" w:hAnsi="Times New Roman" w:eastAsia="黑体"/>
-          <w:b w:val="0"/>
-          <w:color w:val="888888"/>
-          <w:sz w:val="24"/>
-        </w:rPr>
-        <w:t>泰坦军团推出“M34E7S”34 英寸带鱼屏显示器：1440P 240Hz、双扬声器，2776 元（国补后 2499 元）</w:t>
-      </w:r>
-    </w:p>
-    <w:p>
-      <w:r>
-        <w:rPr>
-          <w:rFonts w:ascii="Times New Roman" w:hAnsi="Times New Roman" w:eastAsia="宋体"/>
-          <w:color w:val="888888"/>
-          <w:sz w:val="18"/>
-        </w:rPr>
-        <w:t>来源:IT之家 | 时间:09-22 13:31</w:t>
-      </w:r>
-    </w:p>
-    <w:p>
-      <w:r>
-        <w:rPr>
-          <w:rFonts w:ascii="Times New Roman" w:hAnsi="Times New Roman" w:eastAsia="宋体"/>
-          <w:sz w:val="18"/>
-        </w:rPr>
-        <w:t>链接:</w:t>
-      </w:r>
-      <w:hyperlink r:id="rId37">
-        <w:r>
-          <w:rPr>
-            <w:color w:val="0563C1"/>
-            <w:u w:val="single"/>
-          </w:rPr>
-          <w:t>泰坦军团推出“M34E7S”34 英寸带鱼屏显示器：1440P 240Hz、双扬声器，2776 元（国补后 2499 元）</w:t>
-        </w:r>
-      </w:hyperlink>
-    </w:p>
-    <w:p>
-      <w:pPr>
-        <w:pStyle w:val="Heading3"/>
-      </w:pPr>
-      <w:r>
-        <w:rPr>
-          <w:rFonts w:ascii="Times New Roman" w:hAnsi="Times New Roman" w:eastAsia="黑体"/>
-          <w:b w:val="0"/>
-          <w:color w:val="888888"/>
-          <w:sz w:val="24"/>
-        </w:rPr>
-        <w:t>【C级·参考】</w:t>
-      </w:r>
-      <w:r>
-        <w:rPr>
-          <w:rFonts w:ascii="Times New Roman" w:hAnsi="Times New Roman" w:eastAsia="黑体"/>
-          <w:b w:val="0"/>
-          <w:color w:val="888888"/>
-          <w:sz w:val="24"/>
-        </w:rPr>
-        <w:t>小米推出米家冰箱 425L 十字全域离子净化新品：国补价 1999.2 元</w:t>
-      </w:r>
-    </w:p>
-    <w:p>
-      <w:r>
-        <w:rPr>
-          <w:rFonts w:ascii="Times New Roman" w:hAnsi="Times New Roman" w:eastAsia="宋体"/>
-          <w:color w:val="888888"/>
-          <w:sz w:val="18"/>
-        </w:rPr>
-        <w:t>来源:IT之家 | 时间:09-22 10:33</w:t>
-      </w:r>
-    </w:p>
-    <w:p>
-      <w:r>
-        <w:rPr>
-          <w:rFonts w:ascii="Times New Roman" w:hAnsi="Times New Roman" w:eastAsia="宋体"/>
-          <w:sz w:val="18"/>
-        </w:rPr>
-        <w:t>链接:</w:t>
-      </w:r>
-      <w:hyperlink r:id="rId38">
-        <w:r>
-          <w:rPr>
-            <w:color w:val="0563C1"/>
-            <w:u w:val="single"/>
-          </w:rPr>
-          <w:t>小米推出米家冰箱 425L 十字全域离子净化新品：国补价 1999.2 元</w:t>
-        </w:r>
-      </w:hyperlink>
     </w:p>
     <w:p>
       <w:pPr>
@@ -1676,7 +1681,7 @@
           <w:rFonts w:ascii="Times New Roman" w:hAnsi="Times New Roman" w:eastAsia="宋体"/>
           <w:sz w:val="18"/>
         </w:rPr>
-        <w:t>IT之家(60)、GameLook(14)、HackerNews(6)、Bing新闻(10)</w:t>
+        <w:t>IT之家(60)、GameLook(14)、HackerNews(6)、Bing新闻(11)</w:t>
       </w:r>
     </w:p>
     <w:p>

--- a/briefings/线口监测午报-2026-09-22.docx
+++ b/briefings/线口监测午报-2026-09-22.docx
@@ -22,7 +22,7 @@
           <w:color w:val="888888"/>
           <w:sz w:val="18"/>
         </w:rPr>
-        <w:t>监测窗口:近48小时 | 生成时间:2026-09-22 20:32</w:t>
+        <w:t>监测窗口:近48小时 | 生成时间:2026-09-22 21:21</w:t>
       </w:r>
     </w:p>
     <w:p>
@@ -70,6 +70,108 @@
           <w:color w:val="888888"/>
           <w:sz w:val="24"/>
         </w:rPr>
+        <w:t>体验价 499 元：OPPO 推出“AI 心力球”可穿戴新品，主打“AI 成长教练”</w:t>
+      </w:r>
+    </w:p>
+    <w:p>
+      <w:r>
+        <w:rPr>
+          <w:rFonts w:ascii="Times New Roman" w:hAnsi="Times New Roman" w:eastAsia="宋体"/>
+          <w:color w:val="888888"/>
+          <w:sz w:val="18"/>
+        </w:rPr>
+        <w:t>来源:IT之家 | 时间:09-22 20:35</w:t>
+      </w:r>
+    </w:p>
+    <w:p>
+      <w:r>
+        <w:rPr>
+          <w:rFonts w:ascii="Times New Roman" w:hAnsi="Times New Roman" w:eastAsia="宋体"/>
+          <w:sz w:val="18"/>
+        </w:rPr>
+        <w:t>链接:</w:t>
+      </w:r>
+      <w:hyperlink r:id="rId9">
+        <w:r>
+          <w:rPr>
+            <w:color w:val="0563C1"/>
+            <w:u w:val="single"/>
+          </w:rPr>
+          <w:t>体验价 499 元：OPPO 推出“AI 心力球”可穿戴新品，主打“AI 成长教练”</w:t>
+        </w:r>
+      </w:hyperlink>
+    </w:p>
+    <w:p>
+      <w:pPr>
+        <w:pStyle w:val="Heading3"/>
+      </w:pPr>
+      <w:r>
+        <w:rPr>
+          <w:rFonts w:ascii="Times New Roman" w:hAnsi="Times New Roman" w:eastAsia="黑体"/>
+          <w:b w:val="0"/>
+          <w:color w:val="888888"/>
+          <w:sz w:val="24"/>
+        </w:rPr>
+        <w:t>【C级·参考】</w:t>
+      </w:r>
+      <w:r>
+        <w:rPr>
+          <w:rFonts w:ascii="Times New Roman" w:hAnsi="Times New Roman" w:eastAsia="黑体"/>
+          <w:b w:val="0"/>
+          <w:color w:val="888888"/>
+          <w:sz w:val="24"/>
+        </w:rPr>
+        <w:t>AI Has No Wisdom and Neither Will You</w:t>
+      </w:r>
+    </w:p>
+    <w:p>
+      <w:r>
+        <w:rPr>
+          <w:rFonts w:ascii="Times New Roman" w:hAnsi="Times New Roman" w:eastAsia="宋体"/>
+          <w:color w:val="888888"/>
+          <w:sz w:val="18"/>
+        </w:rPr>
+        <w:t>来源:Hacker News | 时间:09-22 20:11</w:t>
+      </w:r>
+    </w:p>
+    <w:p>
+      <w:r>
+        <w:rPr>
+          <w:rFonts w:ascii="Times New Roman" w:hAnsi="Times New Roman" w:eastAsia="宋体"/>
+          <w:sz w:val="18"/>
+        </w:rPr>
+        <w:t>链接:</w:t>
+      </w:r>
+      <w:hyperlink r:id="rId10">
+        <w:r>
+          <w:rPr>
+            <w:color w:val="0563C1"/>
+            <w:u w:val="single"/>
+          </w:rPr>
+          <w:t>AI Has No Wisdom and Neither Will You</w:t>
+        </w:r>
+      </w:hyperlink>
+    </w:p>
+    <w:p>
+      <w:pPr>
+        <w:pStyle w:val="Heading3"/>
+      </w:pPr>
+      <w:r>
+        <w:rPr>
+          <w:rFonts w:ascii="Times New Roman" w:hAnsi="Times New Roman" w:eastAsia="黑体"/>
+          <w:b w:val="0"/>
+          <w:color w:val="888888"/>
+          <w:sz w:val="24"/>
+        </w:rPr>
+        <w:t>【C级·参考】</w:t>
+      </w:r>
+      <w:r>
+        <w:rPr>
+          <w:rFonts w:ascii="Times New Roman" w:hAnsi="Times New Roman" w:eastAsia="黑体"/>
+          <w:b w:val="0"/>
+          <w:color w:val="888888"/>
+          <w:sz w:val="24"/>
+        </w:rPr>
         <w:t>路透社民调：近四分之三美国人认为 AI 公司在防止灾难方面做得不够</w:t>
       </w:r>
     </w:p>
@@ -91,7 +193,7 @@
         </w:rPr>
         <w:t>链接:</w:t>
       </w:r>
-      <w:hyperlink r:id="rId9">
+      <w:hyperlink r:id="rId11">
         <w:r>
           <w:rPr>
             <w:color w:val="0563C1"/>
@@ -142,7 +244,7 @@
         </w:rPr>
         <w:t>链接:</w:t>
       </w:r>
-      <w:hyperlink r:id="rId10">
+      <w:hyperlink r:id="rId12">
         <w:r>
           <w:rPr>
             <w:color w:val="0563C1"/>
@@ -193,7 +295,7 @@
         </w:rPr>
         <w:t>链接:</w:t>
       </w:r>
-      <w:hyperlink r:id="rId11">
+      <w:hyperlink r:id="rId13">
         <w:r>
           <w:rPr>
             <w:color w:val="0563C1"/>
@@ -244,7 +346,7 @@
         </w:rPr>
         <w:t>链接:</w:t>
       </w:r>
-      <w:hyperlink r:id="rId12">
+      <w:hyperlink r:id="rId14">
         <w:r>
           <w:rPr>
             <w:color w:val="0563C1"/>
@@ -295,7 +397,7 @@
         </w:rPr>
         <w:t>链接:</w:t>
       </w:r>
-      <w:hyperlink r:id="rId13">
+      <w:hyperlink r:id="rId15">
         <w:r>
           <w:rPr>
             <w:color w:val="0563C1"/>
@@ -346,7 +448,7 @@
         </w:rPr>
         <w:t>链接:</w:t>
       </w:r>
-      <w:hyperlink r:id="rId14">
+      <w:hyperlink r:id="rId16">
         <w:r>
           <w:rPr>
             <w:color w:val="0563C1"/>
@@ -397,7 +499,7 @@
         </w:rPr>
         <w:t>链接:</w:t>
       </w:r>
-      <w:hyperlink r:id="rId15">
+      <w:hyperlink r:id="rId17">
         <w:r>
           <w:rPr>
             <w:color w:val="0563C1"/>
@@ -448,7 +550,7 @@
         </w:rPr>
         <w:t>链接:</w:t>
       </w:r>
-      <w:hyperlink r:id="rId16">
+      <w:hyperlink r:id="rId18">
         <w:r>
           <w:rPr>
             <w:color w:val="0563C1"/>
@@ -499,7 +601,7 @@
         </w:rPr>
         <w:t>链接:</w:t>
       </w:r>
-      <w:hyperlink r:id="rId17">
+      <w:hyperlink r:id="rId19">
         <w:r>
           <w:rPr>
             <w:color w:val="0563C1"/>
@@ -550,7 +652,7 @@
         </w:rPr>
         <w:t>链接:</w:t>
       </w:r>
-      <w:hyperlink r:id="rId18">
+      <w:hyperlink r:id="rId20">
         <w:r>
           <w:rPr>
             <w:color w:val="0563C1"/>
@@ -601,7 +703,7 @@
         </w:rPr>
         <w:t>链接:</w:t>
       </w:r>
-      <w:hyperlink r:id="rId19">
+      <w:hyperlink r:id="rId21">
         <w:r>
           <w:rPr>
             <w:color w:val="0563C1"/>
@@ -631,7 +733,7 @@
           <w:color w:val="888888"/>
           <w:sz w:val="24"/>
         </w:rPr>
-        <w:t>OpenAI 呼吁美国牵头联合其他国家为前沿 AI 制定全球性标准</w:t>
+        <w:t>千问 AI 眼镜 N1 系列亮相阿里云栖大会：支持眼动追踪与虹膜支付，10 月 13 日发售</w:t>
       </w:r>
     </w:p>
     <w:p>
@@ -641,7 +743,7 @@
           <w:color w:val="888888"/>
           <w:sz w:val="18"/>
         </w:rPr>
-        <w:t>来源:IT之家 | 时间:09-22 16:03</w:t>
+        <w:t>来源:Bing新闻 | 时间:09-22 13:23</w:t>
       </w:r>
     </w:p>
     <w:p>
@@ -652,64 +754,13 @@
         </w:rPr>
         <w:t>链接:</w:t>
       </w:r>
-      <w:hyperlink r:id="rId20">
+      <w:hyperlink r:id="rId22">
         <w:r>
           <w:rPr>
             <w:color w:val="0563C1"/>
             <w:u w:val="single"/>
           </w:rPr>
-          <w:t>OpenAI 呼吁美国牵头联合其他国家为前沿 AI 制定全球性标准</w:t>
-        </w:r>
-      </w:hyperlink>
-    </w:p>
-    <w:p>
-      <w:pPr>
-        <w:pStyle w:val="Heading3"/>
-      </w:pPr>
-      <w:r>
-        <w:rPr>
-          <w:rFonts w:ascii="Times New Roman" w:hAnsi="Times New Roman" w:eastAsia="黑体"/>
-          <w:b w:val="0"/>
-          <w:color w:val="888888"/>
-          <w:sz w:val="24"/>
-        </w:rPr>
-        <w:t>【C级·参考】</w:t>
-      </w:r>
-      <w:r>
-        <w:rPr>
-          <w:rFonts w:ascii="Times New Roman" w:hAnsi="Times New Roman" w:eastAsia="黑体"/>
-          <w:b w:val="0"/>
-          <w:color w:val="888888"/>
-          <w:sz w:val="24"/>
-        </w:rPr>
-        <w:t>中国联通中讯院发布量子安全手机 2.0：基于国产主流旗舰手机深度定制，搭载端侧离线安全风控 AI</w:t>
-      </w:r>
-    </w:p>
-    <w:p>
-      <w:r>
-        <w:rPr>
-          <w:rFonts w:ascii="Times New Roman" w:hAnsi="Times New Roman" w:eastAsia="宋体"/>
-          <w:color w:val="888888"/>
-          <w:sz w:val="18"/>
-        </w:rPr>
-        <w:t>来源:IT之家 | 时间:09-22 15:40</w:t>
-      </w:r>
-    </w:p>
-    <w:p>
-      <w:r>
-        <w:rPr>
-          <w:rFonts w:ascii="Times New Roman" w:hAnsi="Times New Roman" w:eastAsia="宋体"/>
-          <w:sz w:val="18"/>
-        </w:rPr>
-        <w:t>链接:</w:t>
-      </w:r>
-      <w:hyperlink r:id="rId21">
-        <w:r>
-          <w:rPr>
-            <w:color w:val="0563C1"/>
-            <w:u w:val="single"/>
-          </w:rPr>
-          <w:t>中国联通中讯院发布量子安全手机 2.0：基于国产主流旗舰手机深度定制，搭载端侧离线安全风控 AI</w:t>
+          <w:t>千问 AI 眼镜 N1 系列亮相阿里云栖大会：支持眼动追踪与虹膜支付，10 月 13 日发售</w:t>
         </w:r>
       </w:hyperlink>
     </w:p>
@@ -754,7 +805,7 @@
         </w:rPr>
         <w:t>链接:</w:t>
       </w:r>
-      <w:hyperlink r:id="rId22">
+      <w:hyperlink r:id="rId23">
         <w:r>
           <w:rPr>
             <w:color w:val="0563C1"/>
@@ -805,7 +856,7 @@
         </w:rPr>
         <w:t>链接:</w:t>
       </w:r>
-      <w:hyperlink r:id="rId23">
+      <w:hyperlink r:id="rId24">
         <w:r>
           <w:rPr>
             <w:color w:val="0563C1"/>
@@ -856,13 +907,64 @@
         </w:rPr>
         <w:t>链接:</w:t>
       </w:r>
-      <w:hyperlink r:id="rId24">
+      <w:hyperlink r:id="rId25">
         <w:r>
           <w:rPr>
             <w:color w:val="0563C1"/>
             <w:u w:val="single"/>
           </w:rPr>
           <w:t>Counterpoint 数据：全球 AI 眼镜出货 2026H1 同比大增 263%</w:t>
+        </w:r>
+      </w:hyperlink>
+    </w:p>
+    <w:p>
+      <w:pPr>
+        <w:pStyle w:val="Heading3"/>
+      </w:pPr>
+      <w:r>
+        <w:rPr>
+          <w:rFonts w:ascii="Times New Roman" w:hAnsi="Times New Roman" w:eastAsia="黑体"/>
+          <w:b w:val="0"/>
+          <w:color w:val="888888"/>
+          <w:sz w:val="24"/>
+        </w:rPr>
+        <w:t>【C级·参考】</w:t>
+      </w:r>
+      <w:r>
+        <w:rPr>
+          <w:rFonts w:ascii="Times New Roman" w:hAnsi="Times New Roman" w:eastAsia="黑体"/>
+          <w:b w:val="0"/>
+          <w:color w:val="888888"/>
+          <w:sz w:val="24"/>
+        </w:rPr>
+        <w:t>2026上半年AI眼镜出货激增263%，Meta垄断无屏市场</w:t>
+      </w:r>
+    </w:p>
+    <w:p>
+      <w:r>
+        <w:rPr>
+          <w:rFonts w:ascii="Times New Roman" w:hAnsi="Times New Roman" w:eastAsia="宋体"/>
+          <w:color w:val="888888"/>
+          <w:sz w:val="18"/>
+        </w:rPr>
+        <w:t>来源:Bing新闻 | 时间:09-22 10:50</w:t>
+      </w:r>
+    </w:p>
+    <w:p>
+      <w:r>
+        <w:rPr>
+          <w:rFonts w:ascii="Times New Roman" w:hAnsi="Times New Roman" w:eastAsia="宋体"/>
+          <w:sz w:val="18"/>
+        </w:rPr>
+        <w:t>链接:</w:t>
+      </w:r>
+      <w:hyperlink r:id="rId26">
+        <w:r>
+          <w:rPr>
+            <w:color w:val="0563C1"/>
+            <w:u w:val="single"/>
+          </w:rPr>
+          <w:t>2026上半年AI眼镜出货激增263%，Meta垄断无屏市场</w:t>
         </w:r>
       </w:hyperlink>
     </w:p>
@@ -907,166 +1009,13 @@
         </w:rPr>
         <w:t>链接:</w:t>
       </w:r>
-      <w:hyperlink r:id="rId25">
+      <w:hyperlink r:id="rId27">
         <w:r>
           <w:rPr>
             <w:color w:val="0563C1"/>
             <w:u w:val="single"/>
           </w:rPr>
           <w:t>年收入1亿美元！AI游戏大佬OOC是什么来头？</w:t>
-        </w:r>
-      </w:hyperlink>
-    </w:p>
-    <w:p>
-      <w:pPr>
-        <w:pStyle w:val="Heading3"/>
-      </w:pPr>
-      <w:r>
-        <w:rPr>
-          <w:rFonts w:ascii="Times New Roman" w:hAnsi="Times New Roman" w:eastAsia="黑体"/>
-          <w:b w:val="0"/>
-          <w:color w:val="888888"/>
-          <w:sz w:val="24"/>
-        </w:rPr>
-        <w:t>【C级·参考】</w:t>
-      </w:r>
-      <w:r>
-        <w:rPr>
-          <w:rFonts w:ascii="Times New Roman" w:hAnsi="Times New Roman" w:eastAsia="黑体"/>
-          <w:b w:val="0"/>
-          <w:color w:val="888888"/>
-          <w:sz w:val="24"/>
-        </w:rPr>
-        <w:t>2026上半年全球AI眼镜出货量同比大增263%，“无屏幕”产品占主流</w:t>
-      </w:r>
-    </w:p>
-    <w:p>
-      <w:r>
-        <w:rPr>
-          <w:rFonts w:ascii="Times New Roman" w:hAnsi="Times New Roman" w:eastAsia="宋体"/>
-          <w:color w:val="888888"/>
-          <w:sz w:val="18"/>
-        </w:rPr>
-        <w:t>来源:Bing新闻 | 时间:09-22 08:30</w:t>
-      </w:r>
-    </w:p>
-    <w:p>
-      <w:r>
-        <w:rPr>
-          <w:rFonts w:ascii="Times New Roman" w:hAnsi="Times New Roman" w:eastAsia="宋体"/>
-          <w:sz w:val="18"/>
-        </w:rPr>
-        <w:t>链接:</w:t>
-      </w:r>
-      <w:hyperlink r:id="rId26">
-        <w:r>
-          <w:rPr>
-            <w:color w:val="0563C1"/>
-            <w:u w:val="single"/>
-          </w:rPr>
-          <w:t>2026上半年全球AI眼镜出货量同比大增263%，“无屏幕”产品占主流</w:t>
-        </w:r>
-      </w:hyperlink>
-    </w:p>
-    <w:p>
-      <w:pPr>
-        <w:pStyle w:val="Heading3"/>
-      </w:pPr>
-      <w:r>
-        <w:rPr>
-          <w:rFonts w:ascii="Times New Roman" w:hAnsi="Times New Roman" w:eastAsia="黑体"/>
-          <w:b w:val="0"/>
-          <w:color w:val="888888"/>
-          <w:sz w:val="24"/>
-        </w:rPr>
-        <w:t>【C级·参考】</w:t>
-      </w:r>
-      <w:r>
-        <w:rPr>
-          <w:rFonts w:ascii="Times New Roman" w:hAnsi="Times New Roman" w:eastAsia="黑体"/>
-          <w:b w:val="0"/>
-          <w:color w:val="888888"/>
-          <w:sz w:val="24"/>
-        </w:rPr>
-        <w:t>曹操出行与千问AI眼镜达成合作</w:t>
-      </w:r>
-    </w:p>
-    <w:p>
-      <w:r>
-        <w:rPr>
-          <w:rFonts w:ascii="Times New Roman" w:hAnsi="Times New Roman" w:eastAsia="宋体"/>
-          <w:color w:val="888888"/>
-          <w:sz w:val="18"/>
-        </w:rPr>
-        <w:t>来源:Bing新闻 | 时间:09-22 06:47</w:t>
-      </w:r>
-    </w:p>
-    <w:p>
-      <w:r>
-        <w:rPr>
-          <w:rFonts w:ascii="Times New Roman" w:hAnsi="Times New Roman" w:eastAsia="宋体"/>
-          <w:sz w:val="18"/>
-        </w:rPr>
-        <w:t>链接:</w:t>
-      </w:r>
-      <w:hyperlink r:id="rId27">
-        <w:r>
-          <w:rPr>
-            <w:color w:val="0563C1"/>
-            <w:u w:val="single"/>
-          </w:rPr>
-          <w:t>曹操出行与千问AI眼镜达成合作</w:t>
-        </w:r>
-      </w:hyperlink>
-    </w:p>
-    <w:p>
-      <w:pPr>
-        <w:pStyle w:val="Heading3"/>
-      </w:pPr>
-      <w:r>
-        <w:rPr>
-          <w:rFonts w:ascii="Times New Roman" w:hAnsi="Times New Roman" w:eastAsia="黑体"/>
-          <w:b w:val="0"/>
-          <w:color w:val="888888"/>
-          <w:sz w:val="24"/>
-        </w:rPr>
-        <w:t>【C级·参考】</w:t>
-      </w:r>
-      <w:r>
-        <w:rPr>
-          <w:rFonts w:ascii="Times New Roman" w:hAnsi="Times New Roman" w:eastAsia="黑体"/>
-          <w:b w:val="0"/>
-          <w:color w:val="888888"/>
-          <w:sz w:val="24"/>
-        </w:rPr>
-        <w:t>10月13日开售!千问AI眼镜N1系列亮相：支持眼动追踪、虹膜支付</w:t>
-      </w:r>
-    </w:p>
-    <w:p>
-      <w:r>
-        <w:rPr>
-          <w:rFonts w:ascii="Times New Roman" w:hAnsi="Times New Roman" w:eastAsia="宋体"/>
-          <w:color w:val="888888"/>
-          <w:sz w:val="18"/>
-        </w:rPr>
-        <w:t>来源:Bing新闻 | 时间:09-22 05:59</w:t>
-      </w:r>
-    </w:p>
-    <w:p>
-      <w:r>
-        <w:rPr>
-          <w:rFonts w:ascii="Times New Roman" w:hAnsi="Times New Roman" w:eastAsia="宋体"/>
-          <w:sz w:val="18"/>
-        </w:rPr>
-        <w:t>链接:</w:t>
-      </w:r>
-      <w:hyperlink r:id="rId28">
-        <w:r>
-          <w:rPr>
-            <w:color w:val="0563C1"/>
-            <w:u w:val="single"/>
-          </w:rPr>
-          <w:t>10月13日开售!千问AI眼镜N1系列亮相：支持眼动追踪、虹膜支付</w:t>
         </w:r>
       </w:hyperlink>
     </w:p>
@@ -1123,7 +1072,7 @@
         </w:rPr>
         <w:t>链接:</w:t>
       </w:r>
-      <w:hyperlink r:id="rId29">
+      <w:hyperlink r:id="rId28">
         <w:r>
           <w:rPr>
             <w:color w:val="0563C1"/>
@@ -1178,6 +1127,57 @@
         </w:rPr>
         <w:t>游戏/电竞/平台公司</w:t>
       </w:r>
+    </w:p>
+    <w:p>
+      <w:pPr>
+        <w:pStyle w:val="Heading3"/>
+      </w:pPr>
+      <w:r>
+        <w:rPr>
+          <w:rFonts w:ascii="Times New Roman" w:hAnsi="Times New Roman" w:eastAsia="黑体"/>
+          <w:b w:val="0"/>
+          <w:color w:val="888888"/>
+          <w:sz w:val="24"/>
+        </w:rPr>
+        <w:t>【C级·参考】</w:t>
+      </w:r>
+      <w:r>
+        <w:rPr>
+          <w:rFonts w:ascii="Times New Roman" w:hAnsi="Times New Roman" w:eastAsia="黑体"/>
+          <w:b w:val="0"/>
+          <w:color w:val="888888"/>
+          <w:sz w:val="24"/>
+        </w:rPr>
+        <w:t>华为 Pura X View 阔直板手机游戏助手新增《原神》智能光影功能，可增加高光反射效果</w:t>
+      </w:r>
+    </w:p>
+    <w:p>
+      <w:r>
+        <w:rPr>
+          <w:rFonts w:ascii="Times New Roman" w:hAnsi="Times New Roman" w:eastAsia="宋体"/>
+          <w:color w:val="888888"/>
+          <w:sz w:val="18"/>
+        </w:rPr>
+        <w:t>来源:IT之家 | 时间:09-22 21:04</w:t>
+      </w:r>
+    </w:p>
+    <w:p>
+      <w:r>
+        <w:rPr>
+          <w:rFonts w:ascii="Times New Roman" w:hAnsi="Times New Roman" w:eastAsia="宋体"/>
+          <w:sz w:val="18"/>
+        </w:rPr>
+        <w:t>链接:</w:t>
+      </w:r>
+      <w:hyperlink r:id="rId29">
+        <w:r>
+          <w:rPr>
+            <w:color w:val="0563C1"/>
+            <w:u w:val="single"/>
+          </w:rPr>
+          <w:t>华为 Pura X View 阔直板手机游戏助手新增《原神》智能光影功能，可增加高光反射效果</w:t>
+        </w:r>
+      </w:hyperlink>
     </w:p>
     <w:p>
       <w:pPr>
@@ -1681,7 +1681,7 @@
           <w:rFonts w:ascii="Times New Roman" w:hAnsi="Times New Roman" w:eastAsia="宋体"/>
           <w:sz w:val="18"/>
         </w:rPr>
-        <w:t>IT之家(60)、GameLook(14)、HackerNews(6)、Bing新闻(11)</w:t>
+        <w:t>IT之家(60)、GameLook(14)、HackerNews(7)、Bing新闻(10)</w:t>
       </w:r>
     </w:p>
     <w:p>
